--- a/az/scientists/CV/Word/Guliyev_Arif_CV_AZ.docx
+++ b/az/scientists/CV/Word/Guliyev_Arif_CV_AZ.docx
@@ -377,7 +377,7 @@
           <w:sz w:val="21"/>
           <w:szCs w:val="21"/>
         </w:rPr>
-        <w:t>Arif Quliyev 2021-ci ildən Odessa Hüquq Akademiyası Milli Universitetinin Kiyev Əqli Mülkiyyət və Hüquq Universitetində konstitusiya, beynəlxalq hüquq və ictimai-hüquqi fənlər kafedrasının professoru və Elmi Şuranın üzvüdür. 2005-ci ildə Ukrayna Prezidenti yanında Dövlət İdarəçilik Akademiyasında dövlət idarəçiliyi üzrə elmlər namizədi dərəcəsi alıb; CV-də bunun Azərbaycanda hüquq elmləri namizədi kimi təsdiq olunduğu yazılıb. 2012-ci ildə Ukrayna Ali Radasının Qanunvericilik İnstitutunda hüquq elmləri doktoru dərəcəsi alıb. CV-də 8 monoqrafiya, 3 dərslik, 2 dərs vəsaiti, 250-dən çox məqalə, 3 Scopus məqaləsi və 25 hüquq elmləri namizədinə və 2 doktorluğa rəhbərlik göstərilir.</w:t>
+        <w:t>Arif Quliyev 2021-ci ildən Odessa Hüquq Akademiyası Milli Universitetinin Kiyev Əqli Mülkiyyət və Hüquq Universitetində konstitusiya, beynəlxalq hüquq və ictimai-hüquqi fənlər kafedrasının professoru və Elmi Şuranın üzvüdür. 2005-ci ildə Ukrayna Prezidenti yanında Dövlət İdarəçilik Akademiyasında dövlət idarəçiliyi üzrə elmlər namizədi dərəcəsi alıb; bunun Azərbaycanda hüquq elmləri namizədi kimi təsdiq olunduğu yazılıb. 2012-ci ildə Ukrayna Ali Radasının Qanunvericilik İnstitutunda hüquq elmləri doktoru dərəcəsi alıb. 8 monoqrafiya, 3 dərslik, 2 dərs vəsaiti, 250-dən çox məqalə, 3 Scopus məqaləsi və 25 hüquq elmləri namizədinə və 2 doktorluğa rəhbərlik göstərilir.</w:t>
       </w:r>
     </w:p>
     <w:p>
@@ -744,7 +744,7 @@
                 <w:sz w:val="21"/>
                 <w:szCs w:val="21"/>
               </w:rPr>
-              <w:t>Dövlət idarəçiliyi. Dissertasiya: Ukraynada və Azərbaycan Respublikasında prezidentlik institutunun xüsusiyyətləri, dövlət-idarəetmə aspekti. CV-də dərəcənin Azərbaycanda hüquq elmləri namizədi kimi təsdiq olunduğu yazılıb. Həmin akademiyada magistr və aspirantura ayrıca illər olmadan qeyd olunur</w:t>
+              <w:t>Dövlət idarəçiliyi. Dissertasiya: Ukraynada və Azərbaycan Respublikasında prezidentlik institutunun xüsusiyyətləri, dövlət-idarəetmə aspekti. dərəcənin Azərbaycanda hüquq elmləri namizədi kimi təsdiq olunduğu yazılıb. Həmin akademiyada magistr və aspirantura ayrıca illər olmadan qeyd olunur</w:t>
             </w:r>
           </w:p>
         </w:tc>
@@ -1832,7 +1832,7 @@
                 <w:sz w:val="21"/>
                 <w:szCs w:val="21"/>
               </w:rPr>
-              <w:t>CV</w:t>
+              <w:t>Özü tərəfindən</w:t>
             </w:r>
           </w:p>
         </w:tc>
@@ -1936,7 +1936,7 @@
                 <w:sz w:val="21"/>
                 <w:szCs w:val="21"/>
               </w:rPr>
-              <w:t>CV</w:t>
+              <w:t>Özü tərəfindən</w:t>
             </w:r>
           </w:p>
         </w:tc>
@@ -2040,7 +2040,7 @@
                 <w:sz w:val="21"/>
                 <w:szCs w:val="21"/>
               </w:rPr>
-              <w:t>CV</w:t>
+              <w:t>Özü tərəfindən</w:t>
             </w:r>
           </w:p>
         </w:tc>
@@ -2144,7 +2144,7 @@
                 <w:sz w:val="21"/>
                 <w:szCs w:val="21"/>
               </w:rPr>
-              <w:t>CV</w:t>
+              <w:t>Özü tərəfindən</w:t>
             </w:r>
           </w:p>
         </w:tc>
@@ -2248,7 +2248,7 @@
                 <w:sz w:val="21"/>
                 <w:szCs w:val="21"/>
               </w:rPr>
-              <w:t>CV</w:t>
+              <w:t>Özü tərəfindən</w:t>
             </w:r>
           </w:p>
         </w:tc>
